--- a/src/content/bios/Salim-SA 2016.docx
+++ b/src/content/bios/Salim-SA 2016.docx
@@ -71,14 +71,13 @@
           <w:rFonts w:cs="Arial"/>
           <w:b/>
           <w:bCs/>
-          <w:noProof/>
           <w:lang w:val="en-GB"/>
         </w:rPr>
         <w:drawing>
-          <wp:inline distT="0" distB="0" distL="0" distR="0" wp14:anchorId="3AAFB2C6" wp14:editId="762B4F21">
-            <wp:extent cx="2627894" cy="2309361"/>
-            <wp:effectExtent l="0" t="0" r="1270" b="2540"/>
-            <wp:docPr id="1838191253" name="Afbeelding 1"/>
+          <wp:inline distT="0" distB="0" distL="0" distR="0" wp14:anchorId="1078144D" wp14:editId="337D5D4D">
+            <wp:extent cx="2241550" cy="3959402"/>
+            <wp:effectExtent l="0" t="0" r="0" b="3175"/>
+            <wp:docPr id="905391527" name="Afbeelding 1"/>
             <wp:cNvGraphicFramePr>
               <a:graphicFrameLocks xmlns:a="http://schemas.openxmlformats.org/drawingml/2006/main" noChangeAspect="1"/>
             </wp:cNvGraphicFramePr>
@@ -86,17 +85,11 @@
               <a:graphicData uri="http://schemas.openxmlformats.org/drawingml/2006/picture">
                 <pic:pic xmlns:pic="http://schemas.openxmlformats.org/drawingml/2006/picture">
                   <pic:nvPicPr>
-                    <pic:cNvPr id="1838191253" name="Afbeelding 1838191253"/>
+                    <pic:cNvPr id="905391527" name=""/>
                     <pic:cNvPicPr/>
                   </pic:nvPicPr>
                   <pic:blipFill>
-                    <a:blip r:embed="rId7">
-                      <a:extLst>
-                        <a:ext uri="{28A0092B-C50C-407E-A947-70E740481C1C}">
-                          <a14:useLocalDpi xmlns:a14="http://schemas.microsoft.com/office/drawing/2010/main" val="0"/>
-                        </a:ext>
-                      </a:extLst>
-                    </a:blip>
+                    <a:blip r:embed="rId7"/>
                     <a:stretch>
                       <a:fillRect/>
                     </a:stretch>
@@ -104,7 +97,7 @@
                   <pic:spPr>
                     <a:xfrm>
                       <a:off x="0" y="0"/>
-                      <a:ext cx="2641634" cy="2321436"/>
+                      <a:ext cx="2259465" cy="3991046"/>
                     </a:xfrm>
                     <a:prstGeom prst="rect">
                       <a:avLst/>
@@ -138,7 +131,13 @@
         <w:rPr>
           <w:lang w:val="en-GB"/>
         </w:rPr>
-        <w:t>Salim, 7 May 2010, at World Economic Forum on Africa, photographer Aly Ramji</w:t>
+        <w:t xml:space="preserve">Salim, </w:t>
+      </w:r>
+      <w:r>
+        <w:rPr>
+          <w:lang w:val="en-GB"/>
+        </w:rPr>
+        <w:t>24 June 2008, New York, Photo UN7679392, Photographer Evan Schneider</w:t>
       </w:r>
     </w:p>
     <w:p>
@@ -474,24 +473,23 @@
           <w:rFonts w:cs="Arial"/>
           <w:lang w:val="en-GB" w:eastAsia="de-DE"/>
         </w:rPr>
-        <w:t xml:space="preserve"> 1963 and 1964 Salim was Secretary-General of the All-Zanzibar Journalists Organization. The opposition brought about a split of the nationalist party and the Sultan and his Arab government were overthrown in January 1964. After the revolution in Zanzibar and the unification of Tanganyika and Zanzibar into the United Republic of Tanzania, Salim left the field of journalism. At the age of 22 he was appointed Ambassador to Egypt (1964-1965), making him the youngest African ambassador at the time. In 1964 he attended the Cairo summit of the Organization of African Unity (OAU), an entity set up in 1963, as a member of the Tanzanian delegation. Salim helped the Argentine Marxist revolutionary Ernesto ‘Che’ Guevara visit Tanzania and meet freedom fighters. Salim invited Guevara to his house, where they discussed the Cuban revolution and the strength of liberation movements in Africa. His ambassadorship in Egypt was followed by a stint as </w:t>
-      </w:r>
-      <w:r>
-        <w:rPr>
-          <w:rFonts w:cs="Arial"/>
-          <w:bCs/>
-          <w:lang w:val="en-GB"/>
-        </w:rPr>
-        <w:t xml:space="preserve">High Commissioner to India. During his posting (1965-1968) he pursued his undergraduate studies in political science and history at the </w:t>
-      </w:r>
-      <w:r>
-        <w:rPr>
-          <w:rFonts w:cs="Arial"/>
-          <w:bCs/>
-          <w:lang w:val="en-GB"/>
+        <w:t xml:space="preserve"> 1963 and 1964 Salim was Secretary-General of the All-Zanzibar Journalists Organization. The opposition brought about a split of the nationalist party and the Sultan and his Arab government were overthrown in January 1964. After the revolution in Zanzibar and </w:t>
+      </w:r>
+      <w:r>
+        <w:rPr>
+          <w:rFonts w:cs="Arial"/>
+          <w:lang w:val="en-GB" w:eastAsia="de-DE"/>
         </w:rPr>
         <w:lastRenderedPageBreak/>
-        <w:t>Christian constituent St. Stephen’s College of the University of Delhi (1965-1967</w:t>
+        <w:t xml:space="preserve">the unification of Tanganyika and Zanzibar into the United Republic of Tanzania, Salim left the field of journalism. At the age of 22 he was appointed Ambassador to Egypt (1964-1965), making him the youngest African ambassador at the time. In 1964 he attended the Cairo summit of the Organization of African Unity (OAU), an entity set up in 1963, as a member of the Tanzanian delegation. Salim helped the Argentine Marxist revolutionary Ernesto ‘Che’ Guevara visit Tanzania and meet freedom fighters. Salim invited Guevara to his house, where they discussed the Cuban revolution and the strength of liberation movements in Africa. His ambassadorship in Egypt was followed by a stint as </w:t>
+      </w:r>
+      <w:r>
+        <w:rPr>
+          <w:rFonts w:cs="Arial"/>
+          <w:bCs/>
+          <w:lang w:val="en-GB"/>
+        </w:rPr>
+        <w:t>High Commissioner to India. During his posting (1965-1968) he pursued his undergraduate studies in political science and history at the Christian constituent St. Stephen’s College of the University of Delhi (1965-1967</w:t>
       </w:r>
       <w:proofErr w:type="gramStart"/>
       <w:r>
@@ -729,7 +727,15 @@
           <w:rFonts w:cs="Arial"/>
           <w:lang w:val="en-GB" w:eastAsia="de-DE"/>
         </w:rPr>
-        <w:t xml:space="preserve"> minister to come from Zanzibar, Salim was demoted to Deputy Prime Minister </w:t>
+        <w:t xml:space="preserve"> minister to come from Zanzibar, Salim was </w:t>
+      </w:r>
+      <w:r>
+        <w:rPr>
+          <w:rFonts w:cs="Arial"/>
+          <w:lang w:val="en-GB" w:eastAsia="de-DE"/>
+        </w:rPr>
+        <w:lastRenderedPageBreak/>
+        <w:t xml:space="preserve">demoted to Deputy Prime Minister </w:t>
       </w:r>
       <w:proofErr w:type="gramStart"/>
       <w:r>
@@ -753,16 +759,7 @@
           <w:bCs/>
           <w:lang w:val="en-GB"/>
         </w:rPr>
-        <w:t xml:space="preserve">Salim served on the Palme Independent Commission on Disarmament and Security Issues, which published its </w:t>
-      </w:r>
-      <w:r>
-        <w:rPr>
-          <w:rFonts w:cs="Arial"/>
-          <w:bCs/>
-          <w:lang w:val="en-GB"/>
-        </w:rPr>
-        <w:lastRenderedPageBreak/>
-        <w:t>report in 1982, and the Geneva-based Independent Commission on International Humanitarian Issues established in 1983.</w:t>
+        <w:t>Salim served on the Palme Independent Commission on Disarmament and Security Issues, which published its report in 1982, and the Geneva-based Independent Commission on International Humanitarian Issues established in 1983.</w:t>
       </w:r>
     </w:p>
     <w:p>
@@ -949,7 +946,7 @@
           <w:bCs/>
           <w:lang w:val="en-GB"/>
         </w:rPr>
-        <w:t xml:space="preserve">Salim was re-elected as Secretary-General in 1993. He supported the changes in South Africa, where Nelson Mandela had been released and free general elections were held in 1994, with the OAU sending an electoral monitoring mission. Peacekeeping remained a difficult task. Following a coup and ethnic violence in Burundi in 1993, the UN and the OAU were asked to send a peacekeeping force. Although the OAU designed an International Force for Stabilization and Confidence Building, this could not enter the country due to objections by the Burundi army. Salim then succeeded in creating an OAU Mission in Burundi with a different purpose, namely monitoring the human rights situation. In the ceasefire process in Rwanda the OAU Neutral Military Observer Group (NMOG) played a role, but Salim had trouble finding support for its extension. Eventually the extended NMOG became part of the UN Assistance Mission for Rwanda. Neither the UN nor the OAU could prevent the genocide that took place in 1994. Despite these weak results, but thanks to Salim’s high level of knowledge and diplomatic skills, the OAU began to gain political weight on the international scene. He also widened contact with non-governmental organizations (NGOs) and encouraged the nominations of more women to leadership positions in the organization as well as the establishment of the African Women’s </w:t>
+        <w:t xml:space="preserve">Salim was re-elected as Secretary-General in 1993. He supported the changes in South Africa, where Nelson Mandela had been released and free general elections were held in 1994, with the OAU sending an electoral monitoring mission. Peacekeeping remained a difficult task. Following a coup and ethnic violence in Burundi in 1993, the UN and the OAU were asked to send a peacekeeping force. Although the OAU designed an International Force for Stabilization and Confidence Building, this could not enter the country due to objections by the Burundi </w:t>
       </w:r>
       <w:r>
         <w:rPr>
@@ -958,7 +955,7 @@
           <w:lang w:val="en-GB"/>
         </w:rPr>
         <w:lastRenderedPageBreak/>
-        <w:t>Committee on Peace and Development in 1998. Salim announced the creation of this NGO after consultations with Kingsley Amoako, the Secretary-General of the UN Economic Commission for Africa (ECA), at a conference celebrating ECA’s 40</w:t>
+        <w:t>army. Salim then succeeded in creating an OAU Mission in Burundi with a different purpose, namely monitoring the human rights situation. In the ceasefire process in Rwanda the OAU Neutral Military Observer Group (NMOG) played a role, but Salim had trouble finding support for its extension. Eventually the extended NMOG became part of the UN Assistance Mission for Rwanda. Neither the UN nor the OAU could prevent the genocide that took place in 1994. Despite these weak results, but thanks to Salim’s high level of knowledge and diplomatic skills, the OAU began to gain political weight on the international scene. He also widened contact with non-governmental organizations (NGOs) and encouraged the nominations of more women to leadership positions in the organization as well as the establishment of the African Women’s Committee on Peace and Development in 1998. Salim announced the creation of this NGO after consultations with Kingsley Amoako, the Secretary-General of the UN Economic Commission for Africa (ECA), at a conference celebrating ECA’s 40</w:t>
       </w:r>
       <w:r>
         <w:rPr>
@@ -1166,7 +1163,16 @@
           <w:bCs/>
           <w:lang w:val="en-GB"/>
         </w:rPr>
-        <w:t xml:space="preserve"> At the invitation of the President of the African Development Bank, Salim has been African Water Ambassador since March 2002, with responsibility for advocacy, sensitization and mobilization of support on African water issues. Salim is furthermore Co-Chair of the Eminent Persons Group on Small Arms and Light Weapons (Washington DC), board member of the Mo Ibrahim Foundation (London), that supports good governance and leadership in Africa, member of the Global Leadership Foundation (London), an organization that works to support democratic leadership, prevent and resolve conflict through mediation and promote good governance throughout democratic institutions, open markets, human rights and the rule of law, and board member of the South Centre (Geneva), which was established in 1995 and followed the South Commission led by Willy Brandt and Nyerere. He holds many more international functions and has been awarded a great number of decorations, including some of the highest national honours. </w:t>
+        <w:t xml:space="preserve"> At the invitation of the President of the African Development Bank, Salim has been African Water Ambassador since March 2002, with responsibility for advocacy, sensitization and mobilization of support on African water issues. Salim is furthermore Co-Chair of the Eminent Persons Group on Small Arms and Light Weapons (Washington DC), board member of the Mo Ibrahim Foundation (London), that supports good governance and leadership in Africa, member of the Global Leadership Foundation (London), an organization that works to support democratic leadership, </w:t>
+      </w:r>
+      <w:r>
+        <w:rPr>
+          <w:rFonts w:cs="Arial"/>
+          <w:bCs/>
+          <w:lang w:val="en-GB"/>
+        </w:rPr>
+        <w:lastRenderedPageBreak/>
+        <w:t xml:space="preserve">prevent and resolve conflict through mediation and promote good governance throughout democratic institutions, open markets, human rights and the rule of law, and board member of the South Centre (Geneva), which was established in 1995 and followed the South Commission led by Willy Brandt and Nyerere. He holds many more international functions and has been awarded a great number of decorations, including some of the highest national honours. </w:t>
       </w:r>
       <w:r>
         <w:rPr>
@@ -1188,15 +1194,7 @@
           <w:rFonts w:cs="Arial"/>
           <w:lang w:val="en-GB" w:eastAsia="de-DE"/>
         </w:rPr>
-        <w:t xml:space="preserve">In 2005 Salim was among the three finalists chosen by the CCM’s National Executive Committee to stand as the party’s presidential candidate in the October 2005 </w:t>
-      </w:r>
-      <w:r>
-        <w:rPr>
-          <w:rFonts w:cs="Arial"/>
-          <w:lang w:val="en-GB" w:eastAsia="de-DE"/>
-        </w:rPr>
-        <w:lastRenderedPageBreak/>
-        <w:t>general election. However, the CCM party opted for then Foreign Minister Jakaya Mishro Kikwete, who received 1,072 of the votes at the nomination congress against Salim’s 476.</w:t>
+        <w:t>In 2005 Salim was among the three finalists chosen by the CCM’s National Executive Committee to stand as the party’s presidential candidate in the October 2005 general election. However, the CCM party opted for then Foreign Minister Jakaya Mishro Kikwete, who received 1,072 of the votes at the nomination congress against Salim’s 476.</w:t>
       </w:r>
       <w:r>
         <w:rPr>
@@ -1698,7 +1696,16 @@
           <w:bCs/>
           <w:lang w:val="en-GB"/>
         </w:rPr>
-        <w:t xml:space="preserve">, 152, April 1980, 46; K. Mathews and S.S. Mushi (Eds), </w:t>
+        <w:t xml:space="preserve">, </w:t>
+      </w:r>
+      <w:r>
+        <w:rPr>
+          <w:rFonts w:cs="Arial"/>
+          <w:bCs/>
+          <w:lang w:val="en-GB"/>
+        </w:rPr>
+        <w:lastRenderedPageBreak/>
+        <w:t xml:space="preserve">152, April 1980, 46; K. Mathews and S.S. Mushi (Eds), </w:t>
       </w:r>
       <w:r>
         <w:rPr>
@@ -1906,16 +1913,7 @@
           <w:bCs/>
           <w:lang w:val="en-GB"/>
         </w:rPr>
-        <w:t xml:space="preserve">, </w:t>
-      </w:r>
-      <w:r>
-        <w:rPr>
-          <w:rFonts w:cs="Arial"/>
-          <w:bCs/>
-          <w:lang w:val="en-GB"/>
-        </w:rPr>
-        <w:lastRenderedPageBreak/>
-        <w:t xml:space="preserve">Lanham 1997; M. Perelman, ‘Le temps de </w:t>
+        <w:t xml:space="preserve">, Lanham 1997; M. Perelman, ‘Le temps de </w:t>
       </w:r>
       <w:proofErr w:type="spellStart"/>
       <w:r>
@@ -2818,6 +2816,7 @@
           <w:b/>
           <w:lang w:val="en-GB"/>
         </w:rPr>
+        <w:lastRenderedPageBreak/>
         <w:t>Ulf Engel</w:t>
       </w:r>
     </w:p>
